--- a/proactive-english-b2-sy/out/PE-B2-BK2-SY_Unit17_AnswerKey.docx
+++ b/proactive-english-b2-sy/out/PE-B2-BK2-SY_Unit17_AnswerKey.docx
@@ -2346,7 +2346,7 @@
                 <w:sz w:val="22"/>
                 <w:szCs w:val="22"/>
               </w:rPr>
-              <w:t xml:space="preserve">Mr Hariri's case, and I was asked to put it:</w:t>
+              <w:t xml:space="preserve">Mr Rifai's case, and I was asked to put it:</w:t>
             </w:r>
             <w:r>
               <w:rPr>
@@ -2463,7 +2463,7 @@
                 <w:sz w:val="22"/>
                 <w:szCs w:val="22"/>
               </w:rPr>
-              <w:t xml:space="preserve">…that is Mr Hariri's view, not mine.</w:t>
+              <w:t xml:space="preserve">…that is Mr Rifai's view, not mine.</w:t>
             </w:r>
             <w:r>
               <w:rPr>
@@ -3353,7 +3353,7 @@
                 <w:sz w:val="22"/>
                 <w:szCs w:val="22"/>
               </w:rPr>
-              <w:t xml:space="preserve"> · M. Hariri · 5 April · </w:t>
+              <w:t xml:space="preserve"> · N. Sabbagh · 5 April · </w:t>
             </w:r>
             <w:r>
               <w:rPr>
@@ -6975,7 +6975,7 @@
                 <w:sz w:val="22"/>
                 <w:szCs w:val="22"/>
               </w:rPr>
-              <w:t xml:space="preserve">That figure is from my own ward book.</w:t>
+              <w:t xml:space="preserve">That figure is from my own site log.</w:t>
             </w:r>
           </w:p>
           <w:p>
@@ -7976,7 +7976,7 @@
                 <w:sz w:val="22"/>
                 <w:szCs w:val="22"/>
               </w:rPr>
-              <w:t xml:space="preserve"> · L. Sweidan · 9 April · </w:t>
+              <w:t xml:space="preserve"> · H. Nasser · 9 April · </w:t>
             </w:r>
             <w:r>
               <w:rPr>
@@ -11350,7 +11350,7 @@
                 <w:sz w:val="22"/>
                 <w:szCs w:val="22"/>
               </w:rPr>
-              <w:t xml:space="preserve">That is countable from the ward book by anybody.</w:t>
+              <w:t xml:space="preserve">That is countable from the site log by anybody.</w:t>
             </w:r>
             <w:r>
               <w:rPr>
@@ -12070,7 +12070,7 @@
           <w:sz w:val="22"/>
           <w:szCs w:val="22"/>
         </w:rPr>
-        <w:t xml:space="preserve">Mr Hariri put one name on the board in October.</w:t>
+        <w:t xml:space="preserve">Anas put one name on the board in October.</w:t>
       </w:r>
       <w:r>
         <w:rPr>
@@ -12142,7 +12142,7 @@
           <w:sz w:val="22"/>
           <w:szCs w:val="22"/>
         </w:rPr>
-        <w:t xml:space="preserve">The idea is Mr Hariri's and it costs eleven seconds.</w:t>
+        <w:t xml:space="preserve">The idea is Anas's and it costs eleven seconds.</w:t>
       </w:r>
     </w:p>
     <w:p>
@@ -24048,7 +24048,7 @@
                 <w:sz w:val="22"/>
                 <w:szCs w:val="22"/>
               </w:rPr>
-              <w:t xml:space="preserve">I would move it, and I have not answered Mr Hariri's point.</w:t>
+              <w:t xml:space="preserve">I would move it, and I have not answered Mr Rifai's point.</w:t>
             </w:r>
           </w:p>
         </w:tc>
@@ -25681,7 +25681,7 @@
           <w:sz w:val="22"/>
           <w:szCs w:val="22"/>
         </w:rPr>
-        <w:t xml:space="preserve">about four a day, and Mr Hariri is the person they fall on.</w:t>
+        <w:t xml:space="preserve">about four a day, and Mr Rifai is the person they fall on.</w:t>
       </w:r>
       <w:r>
         <w:rPr>
@@ -25972,7 +25972,7 @@
                 <w:sz w:val="22"/>
                 <w:szCs w:val="22"/>
               </w:rPr>
-              <w:t xml:space="preserve"> · N. Sabbagh · 22 April · </w:t>
+              <w:t xml:space="preserve"> · O. Darwish · 22 April · </w:t>
             </w:r>
             <w:r>
               <w:rPr>
@@ -25997,7 +25997,7 @@
                 <w:sz w:val="22"/>
                 <w:szCs w:val="22"/>
               </w:rPr>
-              <w:t xml:space="preserve">The ward sisters asked me to put their case for keeping the second signature and the night staff have read this and signed it.</w:t>
+              <w:t xml:space="preserve">The site managers asked me to put their case for keeping the second signature and the night shift have read this and signed it.</w:t>
             </w:r>
             <w:r>
               <w:rPr>
@@ -26084,7 +26084,7 @@
                 <w:sz w:val="22"/>
                 <w:szCs w:val="22"/>
               </w:rPr>
-              <w:t xml:space="preserve">Since it was introduced there have been none, and that figure is from the night book, which the night staff keep.</w:t>
+              <w:t xml:space="preserve">Since it was introduced there have been none, and that figure is from the night book, which the night shift keep.</w:t>
             </w:r>
           </w:p>
           <w:p>
@@ -26135,7 +26135,7 @@
                 <w:sz w:val="22"/>
                 <w:szCs w:val="22"/>
               </w:rPr>
-              <w:t xml:space="preserve">Mr Hariri says he signs because refusing would look like an accusation.</w:t>
+              <w:t xml:space="preserve">Mr Deeb says he signs because refusing would look like an accusation.</w:t>
             </w:r>
             <w:r>
               <w:rPr>
@@ -26153,7 +26153,7 @@
                 <w:sz w:val="22"/>
                 <w:szCs w:val="22"/>
               </w:rPr>
-              <w:t xml:space="preserve">Nobody on the ward sisters' side has answered that, including me.</w:t>
+              <w:t xml:space="preserve">Nobody on the site managers' side has answered that, including me.</w:t>
             </w:r>
           </w:p>
           <w:p>
@@ -26204,7 +26204,7 @@
                 <w:sz w:val="22"/>
                 <w:szCs w:val="22"/>
               </w:rPr>
-              <w:t xml:space="preserve">The night staff accept this.</w:t>
+              <w:t xml:space="preserve">The night shift accept this.</w:t>
             </w:r>
             <w:r>
               <w:rPr>
@@ -26222,7 +26222,7 @@
                 <w:sz w:val="22"/>
                 <w:szCs w:val="22"/>
               </w:rPr>
-              <w:t xml:space="preserve">The ward sisters accept it with one condition: that it covers a Ramadan rota.</w:t>
+              <w:t xml:space="preserve">The site managers accept it with one condition: that it covers a Ramadan rota.</w:t>
             </w:r>
           </w:p>
           <w:p>
@@ -26324,7 +26324,7 @@
                 <w:sz w:val="22"/>
                 <w:szCs w:val="22"/>
               </w:rPr>
-              <w:t xml:space="preserve">but I have not answered Mr Hariri's point.</w:t>
+              <w:t xml:space="preserve">but I have not answered Mr Deeb's point.</w:t>
             </w:r>
           </w:p>
         </w:tc>
@@ -26635,7 +26635,7 @@
                 <w:sz w:val="22"/>
                 <w:szCs w:val="22"/>
               </w:rPr>
-              <w:t xml:space="preserve">and Mr Hariri, who cleans it, puts the loss at about forty minutes of the morning.</w:t>
+              <w:t xml:space="preserve">and Mr Hamwi, who cleans it, puts the loss at about forty minutes of the morning.</w:t>
             </w:r>
             <w:r>
               <w:rPr>
@@ -27458,7 +27458,7 @@
                 <w:sz w:val="22"/>
                 <w:szCs w:val="22"/>
               </w:rPr>
-              <w:t xml:space="preserve">The ward sisters said yes.</w:t>
+              <w:t xml:space="preserve">The site managers said yes.</w:t>
             </w:r>
           </w:p>
           <w:p>
@@ -27481,7 +27481,7 @@
                 <w:sz w:val="22"/>
                 <w:szCs w:val="22"/>
               </w:rPr>
-              <w:t xml:space="preserve">The night staff said no, and added this:</w:t>
+              <w:t xml:space="preserve">The night shift said no, and added this:</w:t>
             </w:r>
             <w:r>
               <w:rPr>
